--- a/backend/reports/report.docx
+++ b/backend/reports/report.docx
@@ -12,7 +12,7 @@
     </w:p>
     <w:p>
       <w:r>
-        <w:t>Fecha: 2026-07-13 18:05:47</w:t>
+        <w:t>Fecha: 2026-07-13 19:28:48</w:t>
       </w:r>
     </w:p>
     <w:p>
@@ -146,6 +146,366 @@
           </w:p>
         </w:tc>
       </w:tr>
+      <w:tr>
+        <w:tc>
+          <w:tcPr>
+            <w:tcW w:type="dxa" w:w="1234"/>
+          </w:tcPr>
+          <w:p>
+            <w:r>
+              <w:t>MobileNetV2</w:t>
+            </w:r>
+          </w:p>
+        </w:tc>
+        <w:tc>
+          <w:tcPr>
+            <w:tcW w:type="dxa" w:w="1234"/>
+          </w:tcPr>
+          <w:p>
+            <w:r>
+              <w:t>83.50%</w:t>
+            </w:r>
+          </w:p>
+        </w:tc>
+        <w:tc>
+          <w:tcPr>
+            <w:tcW w:type="dxa" w:w="1234"/>
+          </w:tcPr>
+          <w:p>
+            <w:r>
+              <w:t>2.10%</w:t>
+            </w:r>
+          </w:p>
+        </w:tc>
+        <w:tc>
+          <w:tcPr>
+            <w:tcW w:type="dxa" w:w="1234"/>
+          </w:tcPr>
+          <w:p>
+            <w:r>
+              <w:t>0.8100</w:t>
+            </w:r>
+          </w:p>
+        </w:tc>
+        <w:tc>
+          <w:tcPr>
+            <w:tcW w:type="dxa" w:w="1234"/>
+          </w:tcPr>
+          <w:p>
+            <w:r>
+              <w:t>0.0300</w:t>
+            </w:r>
+          </w:p>
+        </w:tc>
+        <w:tc>
+          <w:tcPr>
+            <w:tcW w:type="dxa" w:w="1234"/>
+          </w:tcPr>
+          <w:p>
+            <w:r>
+              <w:t>0.7900</w:t>
+            </w:r>
+          </w:p>
+        </w:tc>
+        <w:tc>
+          <w:tcPr>
+            <w:tcW w:type="dxa" w:w="1234"/>
+          </w:tcPr>
+          <w:p>
+            <w:r>
+              <w:t>0.0400</w:t>
+            </w:r>
+          </w:p>
+        </w:tc>
+      </w:tr>
+      <w:tr>
+        <w:tc>
+          <w:tcPr>
+            <w:tcW w:type="dxa" w:w="1234"/>
+          </w:tcPr>
+          <w:p>
+            <w:r>
+              <w:t>ResNet50</w:t>
+            </w:r>
+          </w:p>
+        </w:tc>
+        <w:tc>
+          <w:tcPr>
+            <w:tcW w:type="dxa" w:w="1234"/>
+          </w:tcPr>
+          <w:p>
+            <w:r>
+              <w:t>93.20%</w:t>
+            </w:r>
+          </w:p>
+        </w:tc>
+        <w:tc>
+          <w:tcPr>
+            <w:tcW w:type="dxa" w:w="1234"/>
+          </w:tcPr>
+          <w:p>
+            <w:r>
+              <w:t>1.50%</w:t>
+            </w:r>
+          </w:p>
+        </w:tc>
+        <w:tc>
+          <w:tcPr>
+            <w:tcW w:type="dxa" w:w="1234"/>
+          </w:tcPr>
+          <w:p>
+            <w:r>
+              <w:t>0.9200</w:t>
+            </w:r>
+          </w:p>
+        </w:tc>
+        <w:tc>
+          <w:tcPr>
+            <w:tcW w:type="dxa" w:w="1234"/>
+          </w:tcPr>
+          <w:p>
+            <w:r>
+              <w:t>0.0200</w:t>
+            </w:r>
+          </w:p>
+        </w:tc>
+        <w:tc>
+          <w:tcPr>
+            <w:tcW w:type="dxa" w:w="1234"/>
+          </w:tcPr>
+          <w:p>
+            <w:r>
+              <w:t>0.8900</w:t>
+            </w:r>
+          </w:p>
+        </w:tc>
+        <w:tc>
+          <w:tcPr>
+            <w:tcW w:type="dxa" w:w="1234"/>
+          </w:tcPr>
+          <w:p>
+            <w:r>
+              <w:t>0.0300</w:t>
+            </w:r>
+          </w:p>
+        </w:tc>
+      </w:tr>
+      <w:tr>
+        <w:tc>
+          <w:tcPr>
+            <w:tcW w:type="dxa" w:w="1234"/>
+          </w:tcPr>
+          <w:p>
+            <w:r>
+              <w:t>EfficientNetB0</w:t>
+            </w:r>
+          </w:p>
+        </w:tc>
+        <w:tc>
+          <w:tcPr>
+            <w:tcW w:type="dxa" w:w="1234"/>
+          </w:tcPr>
+          <w:p>
+            <w:r>
+              <w:t>85.30%</w:t>
+            </w:r>
+          </w:p>
+        </w:tc>
+        <w:tc>
+          <w:tcPr>
+            <w:tcW w:type="dxa" w:w="1234"/>
+          </w:tcPr>
+          <w:p>
+            <w:r>
+              <w:t>2.30%</w:t>
+            </w:r>
+          </w:p>
+        </w:tc>
+        <w:tc>
+          <w:tcPr>
+            <w:tcW w:type="dxa" w:w="1234"/>
+          </w:tcPr>
+          <w:p>
+            <w:r>
+              <w:t>0.8300</w:t>
+            </w:r>
+          </w:p>
+        </w:tc>
+        <w:tc>
+          <w:tcPr>
+            <w:tcW w:type="dxa" w:w="1234"/>
+          </w:tcPr>
+          <w:p>
+            <w:r>
+              <w:t>0.0300</w:t>
+            </w:r>
+          </w:p>
+        </w:tc>
+        <w:tc>
+          <w:tcPr>
+            <w:tcW w:type="dxa" w:w="1234"/>
+          </w:tcPr>
+          <w:p>
+            <w:r>
+              <w:t>0.8100</w:t>
+            </w:r>
+          </w:p>
+        </w:tc>
+        <w:tc>
+          <w:tcPr>
+            <w:tcW w:type="dxa" w:w="1234"/>
+          </w:tcPr>
+          <w:p>
+            <w:r>
+              <w:t>0.0400</w:t>
+            </w:r>
+          </w:p>
+        </w:tc>
+      </w:tr>
+      <w:tr>
+        <w:tc>
+          <w:tcPr>
+            <w:tcW w:type="dxa" w:w="1234"/>
+          </w:tcPr>
+          <w:p>
+            <w:r>
+              <w:t>HybridEnsemble</w:t>
+            </w:r>
+          </w:p>
+        </w:tc>
+        <w:tc>
+          <w:tcPr>
+            <w:tcW w:type="dxa" w:w="1234"/>
+          </w:tcPr>
+          <w:p>
+            <w:r>
+              <w:t>93.00%</w:t>
+            </w:r>
+          </w:p>
+        </w:tc>
+        <w:tc>
+          <w:tcPr>
+            <w:tcW w:type="dxa" w:w="1234"/>
+          </w:tcPr>
+          <w:p>
+            <w:r>
+              <w:t>1.20%</w:t>
+            </w:r>
+          </w:p>
+        </w:tc>
+        <w:tc>
+          <w:tcPr>
+            <w:tcW w:type="dxa" w:w="1234"/>
+          </w:tcPr>
+          <w:p>
+            <w:r>
+              <w:t>0.9300</w:t>
+            </w:r>
+          </w:p>
+        </w:tc>
+        <w:tc>
+          <w:tcPr>
+            <w:tcW w:type="dxa" w:w="1234"/>
+          </w:tcPr>
+          <w:p>
+            <w:r>
+              <w:t>0.0200</w:t>
+            </w:r>
+          </w:p>
+        </w:tc>
+        <w:tc>
+          <w:tcPr>
+            <w:tcW w:type="dxa" w:w="1234"/>
+          </w:tcPr>
+          <w:p>
+            <w:r>
+              <w:t>0.9200</w:t>
+            </w:r>
+          </w:p>
+        </w:tc>
+        <w:tc>
+          <w:tcPr>
+            <w:tcW w:type="dxa" w:w="1234"/>
+          </w:tcPr>
+          <w:p>
+            <w:r>
+              <w:t>0.0200</w:t>
+            </w:r>
+          </w:p>
+        </w:tc>
+      </w:tr>
+      <w:tr>
+        <w:tc>
+          <w:tcPr>
+            <w:tcW w:type="dxa" w:w="1234"/>
+          </w:tcPr>
+          <w:p>
+            <w:r>
+              <w:t>HybridMultiscale</w:t>
+            </w:r>
+          </w:p>
+        </w:tc>
+        <w:tc>
+          <w:tcPr>
+            <w:tcW w:type="dxa" w:w="1234"/>
+          </w:tcPr>
+          <w:p>
+            <w:r>
+              <w:t>90.10%</w:t>
+            </w:r>
+          </w:p>
+        </w:tc>
+        <w:tc>
+          <w:tcPr>
+            <w:tcW w:type="dxa" w:w="1234"/>
+          </w:tcPr>
+          <w:p>
+            <w:r>
+              <w:t>1.80%</w:t>
+            </w:r>
+          </w:p>
+        </w:tc>
+        <w:tc>
+          <w:tcPr>
+            <w:tcW w:type="dxa" w:w="1234"/>
+          </w:tcPr>
+          <w:p>
+            <w:r>
+              <w:t>0.8900</w:t>
+            </w:r>
+          </w:p>
+        </w:tc>
+        <w:tc>
+          <w:tcPr>
+            <w:tcW w:type="dxa" w:w="1234"/>
+          </w:tcPr>
+          <w:p>
+            <w:r>
+              <w:t>0.0200</w:t>
+            </w:r>
+          </w:p>
+        </w:tc>
+        <w:tc>
+          <w:tcPr>
+            <w:tcW w:type="dxa" w:w="1234"/>
+          </w:tcPr>
+          <w:p>
+            <w:r>
+              <w:t>0.8800</w:t>
+            </w:r>
+          </w:p>
+        </w:tc>
+        <w:tc>
+          <w:tcPr>
+            <w:tcW w:type="dxa" w:w="1234"/>
+          </w:tcPr>
+          <w:p>
+            <w:r>
+              <w:t>0.0300</w:t>
+            </w:r>
+          </w:p>
+        </w:tc>
+      </w:tr>
     </w:tbl>
     <w:p>
       <w:r>
@@ -160,6 +520,393 @@
         <w:t>4. Tunning de Hiperparámetros</w:t>
       </w:r>
     </w:p>
+    <w:tbl>
+      <w:tblPr>
+        <w:tblStyle w:val="TableGrid"/>
+        <w:tblW w:type="auto" w:w="0"/>
+        <w:tblLook w:firstColumn="1" w:firstRow="1" w:lastColumn="0" w:lastRow="0" w:noHBand="0" w:noVBand="1" w:val="04A0"/>
+      </w:tblPr>
+      <w:tblGrid>
+        <w:gridCol w:w="1440"/>
+        <w:gridCol w:w="1440"/>
+        <w:gridCol w:w="1440"/>
+        <w:gridCol w:w="1440"/>
+        <w:gridCol w:w="1440"/>
+        <w:gridCol w:w="1440"/>
+      </w:tblGrid>
+      <w:tr>
+        <w:tc>
+          <w:tcPr>
+            <w:tcW w:type="dxa" w:w="1440"/>
+          </w:tcPr>
+          <w:p>
+            <w:r>
+              <w:t>Modelo</w:t>
+            </w:r>
+          </w:p>
+        </w:tc>
+        <w:tc>
+          <w:tcPr>
+            <w:tcW w:type="dxa" w:w="1440"/>
+          </w:tcPr>
+          <w:p>
+            <w:r>
+              <w:t>Mejor Accuracy</w:t>
+            </w:r>
+          </w:p>
+        </w:tc>
+        <w:tc>
+          <w:tcPr>
+            <w:tcW w:type="dxa" w:w="1440"/>
+          </w:tcPr>
+          <w:p>
+            <w:r>
+              <w:t>Learning Rate</w:t>
+            </w:r>
+          </w:p>
+        </w:tc>
+        <w:tc>
+          <w:tcPr>
+            <w:tcW w:type="dxa" w:w="1440"/>
+          </w:tcPr>
+          <w:p>
+            <w:r>
+              <w:t>Weight Decay</w:t>
+            </w:r>
+          </w:p>
+        </w:tc>
+        <w:tc>
+          <w:tcPr>
+            <w:tcW w:type="dxa" w:w="1440"/>
+          </w:tcPr>
+          <w:p>
+            <w:r>
+              <w:t>Batch Size</w:t>
+            </w:r>
+          </w:p>
+        </w:tc>
+        <w:tc>
+          <w:tcPr>
+            <w:tcW w:type="dxa" w:w="1440"/>
+          </w:tcPr>
+          <w:p>
+            <w:r>
+              <w:t>Optimizer</w:t>
+            </w:r>
+          </w:p>
+        </w:tc>
+      </w:tr>
+      <w:tr>
+        <w:tc>
+          <w:tcPr>
+            <w:tcW w:type="dxa" w:w="1440"/>
+          </w:tcPr>
+          <w:p>
+            <w:r>
+              <w:t>MobileNetV2</w:t>
+            </w:r>
+          </w:p>
+        </w:tc>
+        <w:tc>
+          <w:tcPr>
+            <w:tcW w:type="dxa" w:w="1440"/>
+          </w:tcPr>
+          <w:p>
+            <w:r>
+              <w:t>0.85%</w:t>
+            </w:r>
+          </w:p>
+        </w:tc>
+        <w:tc>
+          <w:tcPr>
+            <w:tcW w:type="dxa" w:w="1440"/>
+          </w:tcPr>
+          <w:p>
+            <w:r>
+              <w:t>0.001500</w:t>
+            </w:r>
+          </w:p>
+        </w:tc>
+        <w:tc>
+          <w:tcPr>
+            <w:tcW w:type="dxa" w:w="1440"/>
+          </w:tcPr>
+          <w:p>
+            <w:r>
+              <w:t>0.000100</w:t>
+            </w:r>
+          </w:p>
+        </w:tc>
+        <w:tc>
+          <w:tcPr>
+            <w:tcW w:type="dxa" w:w="1440"/>
+          </w:tcPr>
+          <w:p>
+            <w:r>
+              <w:t>32</w:t>
+            </w:r>
+          </w:p>
+        </w:tc>
+        <w:tc>
+          <w:tcPr>
+            <w:tcW w:type="dxa" w:w="1440"/>
+          </w:tcPr>
+          <w:p>
+            <w:r>
+              <w:t>AdamW</w:t>
+            </w:r>
+          </w:p>
+        </w:tc>
+      </w:tr>
+      <w:tr>
+        <w:tc>
+          <w:tcPr>
+            <w:tcW w:type="dxa" w:w="1440"/>
+          </w:tcPr>
+          <w:p>
+            <w:r>
+              <w:t>ResNet50</w:t>
+            </w:r>
+          </w:p>
+        </w:tc>
+        <w:tc>
+          <w:tcPr>
+            <w:tcW w:type="dxa" w:w="1440"/>
+          </w:tcPr>
+          <w:p>
+            <w:r>
+              <w:t>0.94%</w:t>
+            </w:r>
+          </w:p>
+        </w:tc>
+        <w:tc>
+          <w:tcPr>
+            <w:tcW w:type="dxa" w:w="1440"/>
+          </w:tcPr>
+          <w:p>
+            <w:r>
+              <w:t>0.000800</w:t>
+            </w:r>
+          </w:p>
+        </w:tc>
+        <w:tc>
+          <w:tcPr>
+            <w:tcW w:type="dxa" w:w="1440"/>
+          </w:tcPr>
+          <w:p>
+            <w:r>
+              <w:t>0.000010</w:t>
+            </w:r>
+          </w:p>
+        </w:tc>
+        <w:tc>
+          <w:tcPr>
+            <w:tcW w:type="dxa" w:w="1440"/>
+          </w:tcPr>
+          <w:p>
+            <w:r>
+              <w:t>16</w:t>
+            </w:r>
+          </w:p>
+        </w:tc>
+        <w:tc>
+          <w:tcPr>
+            <w:tcW w:type="dxa" w:w="1440"/>
+          </w:tcPr>
+          <w:p>
+            <w:r>
+              <w:t>AdamW</w:t>
+            </w:r>
+          </w:p>
+        </w:tc>
+      </w:tr>
+      <w:tr>
+        <w:tc>
+          <w:tcPr>
+            <w:tcW w:type="dxa" w:w="1440"/>
+          </w:tcPr>
+          <w:p>
+            <w:r>
+              <w:t>EfficientNetB0</w:t>
+            </w:r>
+          </w:p>
+        </w:tc>
+        <w:tc>
+          <w:tcPr>
+            <w:tcW w:type="dxa" w:w="1440"/>
+          </w:tcPr>
+          <w:p>
+            <w:r>
+              <w:t>0.87%</w:t>
+            </w:r>
+          </w:p>
+        </w:tc>
+        <w:tc>
+          <w:tcPr>
+            <w:tcW w:type="dxa" w:w="1440"/>
+          </w:tcPr>
+          <w:p>
+            <w:r>
+              <w:t>0.001000</w:t>
+            </w:r>
+          </w:p>
+        </w:tc>
+        <w:tc>
+          <w:tcPr>
+            <w:tcW w:type="dxa" w:w="1440"/>
+          </w:tcPr>
+          <w:p>
+            <w:r>
+              <w:t>0.000050</w:t>
+            </w:r>
+          </w:p>
+        </w:tc>
+        <w:tc>
+          <w:tcPr>
+            <w:tcW w:type="dxa" w:w="1440"/>
+          </w:tcPr>
+          <w:p>
+            <w:r>
+              <w:t>32</w:t>
+            </w:r>
+          </w:p>
+        </w:tc>
+        <w:tc>
+          <w:tcPr>
+            <w:tcW w:type="dxa" w:w="1440"/>
+          </w:tcPr>
+          <w:p>
+            <w:r>
+              <w:t>AdamW</w:t>
+            </w:r>
+          </w:p>
+        </w:tc>
+      </w:tr>
+      <w:tr>
+        <w:tc>
+          <w:tcPr>
+            <w:tcW w:type="dxa" w:w="1440"/>
+          </w:tcPr>
+          <w:p>
+            <w:r>
+              <w:t>HybridEnsemble</w:t>
+            </w:r>
+          </w:p>
+        </w:tc>
+        <w:tc>
+          <w:tcPr>
+            <w:tcW w:type="dxa" w:w="1440"/>
+          </w:tcPr>
+          <w:p>
+            <w:r>
+              <w:t>0.93%</w:t>
+            </w:r>
+          </w:p>
+        </w:tc>
+        <w:tc>
+          <w:tcPr>
+            <w:tcW w:type="dxa" w:w="1440"/>
+          </w:tcPr>
+          <w:p>
+            <w:r>
+              <w:t>0.000500</w:t>
+            </w:r>
+          </w:p>
+        </w:tc>
+        <w:tc>
+          <w:tcPr>
+            <w:tcW w:type="dxa" w:w="1440"/>
+          </w:tcPr>
+          <w:p>
+            <w:r>
+              <w:t>0.000100</w:t>
+            </w:r>
+          </w:p>
+        </w:tc>
+        <w:tc>
+          <w:tcPr>
+            <w:tcW w:type="dxa" w:w="1440"/>
+          </w:tcPr>
+          <w:p>
+            <w:r>
+              <w:t>16</w:t>
+            </w:r>
+          </w:p>
+        </w:tc>
+        <w:tc>
+          <w:tcPr>
+            <w:tcW w:type="dxa" w:w="1440"/>
+          </w:tcPr>
+          <w:p>
+            <w:r>
+              <w:t>AdamW</w:t>
+            </w:r>
+          </w:p>
+        </w:tc>
+      </w:tr>
+      <w:tr>
+        <w:tc>
+          <w:tcPr>
+            <w:tcW w:type="dxa" w:w="1440"/>
+          </w:tcPr>
+          <w:p>
+            <w:r>
+              <w:t>HybridMultiscale</w:t>
+            </w:r>
+          </w:p>
+        </w:tc>
+        <w:tc>
+          <w:tcPr>
+            <w:tcW w:type="dxa" w:w="1440"/>
+          </w:tcPr>
+          <w:p>
+            <w:r>
+              <w:t>0.90%</w:t>
+            </w:r>
+          </w:p>
+        </w:tc>
+        <w:tc>
+          <w:tcPr>
+            <w:tcW w:type="dxa" w:w="1440"/>
+          </w:tcPr>
+          <w:p>
+            <w:r>
+              <w:t>0.001000</w:t>
+            </w:r>
+          </w:p>
+        </w:tc>
+        <w:tc>
+          <w:tcPr>
+            <w:tcW w:type="dxa" w:w="1440"/>
+          </w:tcPr>
+          <w:p>
+            <w:r>
+              <w:t>0.000050</w:t>
+            </w:r>
+          </w:p>
+        </w:tc>
+        <w:tc>
+          <w:tcPr>
+            <w:tcW w:type="dxa" w:w="1440"/>
+          </w:tcPr>
+          <w:p>
+            <w:r>
+              <w:t>32</w:t>
+            </w:r>
+          </w:p>
+        </w:tc>
+        <w:tc>
+          <w:tcPr>
+            <w:tcW w:type="dxa" w:w="1440"/>
+          </w:tcPr>
+          <w:p>
+            <w:r>
+              <w:t>AdamW</w:t>
+            </w:r>
+          </w:p>
+        </w:tc>
+      </w:tr>
+    </w:tbl>
     <w:p>
       <w:r>
         <w:br w:type="page"/>
@@ -171,6 +918,114 @@
       </w:pPr>
       <w:r>
         <w:t>5. Pruebas Estadísticas</w:t>
+      </w:r>
+    </w:p>
+    <w:p>
+      <w:r>
+        <w:drawing>
+          <wp:inline xmlns:a="http://schemas.openxmlformats.org/drawingml/2006/main" xmlns:pic="http://schemas.openxmlformats.org/drawingml/2006/picture">
+            <wp:extent cx="5486400" cy="2169399"/>
+            <wp:docPr id="1" name="Picture 1"/>
+            <wp:cNvGraphicFramePr>
+              <a:graphicFrameLocks noChangeAspect="1"/>
+            </wp:cNvGraphicFramePr>
+            <a:graphic>
+              <a:graphicData uri="http://schemas.openxmlformats.org/drawingml/2006/picture">
+                <pic:pic>
+                  <pic:nvPicPr>
+                    <pic:cNvPr id="0" name="statistical_accuracy.png"/>
+                    <pic:cNvPicPr/>
+                  </pic:nvPicPr>
+                  <pic:blipFill>
+                    <a:blip r:embed="rId9"/>
+                    <a:stretch>
+                      <a:fillRect/>
+                    </a:stretch>
+                  </pic:blipFill>
+                  <pic:spPr>
+                    <a:xfrm>
+                      <a:off x="0" y="0"/>
+                      <a:ext cx="5486400" cy="2169399"/>
+                    </a:xfrm>
+                    <a:prstGeom prst="rect"/>
+                  </pic:spPr>
+                </pic:pic>
+              </a:graphicData>
+            </a:graphic>
+          </wp:inline>
+        </w:drawing>
+      </w:r>
+    </w:p>
+    <w:p>
+      <w:r>
+        <w:drawing>
+          <wp:inline xmlns:a="http://schemas.openxmlformats.org/drawingml/2006/main" xmlns:pic="http://schemas.openxmlformats.org/drawingml/2006/picture">
+            <wp:extent cx="5486400" cy="2169399"/>
+            <wp:docPr id="2" name="Picture 2"/>
+            <wp:cNvGraphicFramePr>
+              <a:graphicFrameLocks noChangeAspect="1"/>
+            </wp:cNvGraphicFramePr>
+            <a:graphic>
+              <a:graphicData uri="http://schemas.openxmlformats.org/drawingml/2006/picture">
+                <pic:pic>
+                  <pic:nvPicPr>
+                    <pic:cNvPr id="0" name="statistical_f1.png"/>
+                    <pic:cNvPicPr/>
+                  </pic:nvPicPr>
+                  <pic:blipFill>
+                    <a:blip r:embed="rId10"/>
+                    <a:stretch>
+                      <a:fillRect/>
+                    </a:stretch>
+                  </pic:blipFill>
+                  <pic:spPr>
+                    <a:xfrm>
+                      <a:off x="0" y="0"/>
+                      <a:ext cx="5486400" cy="2169399"/>
+                    </a:xfrm>
+                    <a:prstGeom prst="rect"/>
+                  </pic:spPr>
+                </pic:pic>
+              </a:graphicData>
+            </a:graphic>
+          </wp:inline>
+        </w:drawing>
+      </w:r>
+    </w:p>
+    <w:p>
+      <w:r>
+        <w:drawing>
+          <wp:inline xmlns:a="http://schemas.openxmlformats.org/drawingml/2006/main" xmlns:pic="http://schemas.openxmlformats.org/drawingml/2006/picture">
+            <wp:extent cx="5486400" cy="2169399"/>
+            <wp:docPr id="3" name="Picture 3"/>
+            <wp:cNvGraphicFramePr>
+              <a:graphicFrameLocks noChangeAspect="1"/>
+            </wp:cNvGraphicFramePr>
+            <a:graphic>
+              <a:graphicData uri="http://schemas.openxmlformats.org/drawingml/2006/picture">
+                <pic:pic>
+                  <pic:nvPicPr>
+                    <pic:cNvPr id="0" name="statistical_mcc.png"/>
+                    <pic:cNvPicPr/>
+                  </pic:nvPicPr>
+                  <pic:blipFill>
+                    <a:blip r:embed="rId11"/>
+                    <a:stretch>
+                      <a:fillRect/>
+                    </a:stretch>
+                  </pic:blipFill>
+                  <pic:spPr>
+                    <a:xfrm>
+                      <a:off x="0" y="0"/>
+                      <a:ext cx="5486400" cy="2169399"/>
+                    </a:xfrm>
+                    <a:prstGeom prst="rect"/>
+                  </pic:spPr>
+                </pic:pic>
+              </a:graphicData>
+            </a:graphic>
+          </wp:inline>
+        </w:drawing>
       </w:r>
     </w:p>
     <w:sectPr>
